--- a/Proyect/Justina-Informe.docx
+++ b/Proyect/Justina-Informe.docx
@@ -372,7 +372,10 @@
       </w:r>
     </w:p>
     <w:p/>
-    <w:p/>
+    <w:p>
+      <w:bookmarkStart w:id="2" w:name="_GoBack"/>
+      <w:bookmarkEnd w:id="2"/>
+    </w:p>
     <w:p/>
     <w:p/>
     <w:p/>
@@ -832,11 +835,11 @@
             </w:rPr>
             <w:fldChar w:fldCharType="separate"/>
           </w:r>
-          <w:hyperlink w:anchor="_Toc223650343" w:history="1">
+          <w:hyperlink w:anchor="_Toc223655963" w:history="1">
             <w:r>
               <w:rPr>
                 <w:rStyle w:val="Hipervnculo"/>
-                <w:rFonts w:cs="Calibri"/>
+                <w:rFonts w:cstheme="minorHAnsi"/>
                 <w:noProof/>
               </w:rPr>
               <w:t>1. Introducción</w:t>
@@ -860,7 +863,7 @@
                 <w:noProof/>
                 <w:webHidden/>
               </w:rPr>
-              <w:instrText xml:space="preserve"> PAGEREF _Toc223650343 \h </w:instrText>
+              <w:instrText xml:space="preserve"> PAGEREF _Toc223655963 \h </w:instrText>
             </w:r>
             <w:r>
               <w:rPr>
@@ -903,11 +906,11 @@
               <w:lang w:eastAsia="es-ES"/>
             </w:rPr>
           </w:pPr>
-          <w:hyperlink w:anchor="_Toc223650344" w:history="1">
+          <w:hyperlink w:anchor="_Toc223655964" w:history="1">
             <w:r>
               <w:rPr>
                 <w:rStyle w:val="Hipervnculo"/>
-                <w:rFonts w:cs="Calibri"/>
+                <w:rFonts w:cstheme="minorHAnsi"/>
                 <w:noProof/>
               </w:rPr>
               <w:t>2. Hipótesis Estratégicas</w:t>
@@ -931,7 +934,7 @@
                 <w:noProof/>
                 <w:webHidden/>
               </w:rPr>
-              <w:instrText xml:space="preserve"> PAGEREF _Toc223650344 \h </w:instrText>
+              <w:instrText xml:space="preserve"> PAGEREF _Toc223655964 \h </w:instrText>
             </w:r>
             <w:r>
               <w:rPr>
@@ -974,11 +977,11 @@
               <w:lang w:eastAsia="es-ES"/>
             </w:rPr>
           </w:pPr>
-          <w:hyperlink w:anchor="_Toc223650345" w:history="1">
+          <w:hyperlink w:anchor="_Toc223655965" w:history="1">
             <w:r>
               <w:rPr>
                 <w:rStyle w:val="Hipervnculo"/>
-                <w:rFonts w:cs="Calibri"/>
+                <w:rFonts w:cstheme="minorHAnsi"/>
                 <w:noProof/>
               </w:rPr>
               <w:t>3. Arquitectura del Proyecto y Enfoque Multidisciplinario</w:t>
@@ -1002,7 +1005,7 @@
                 <w:noProof/>
                 <w:webHidden/>
               </w:rPr>
-              <w:instrText xml:space="preserve"> PAGEREF _Toc223650345 \h </w:instrText>
+              <w:instrText xml:space="preserve"> PAGEREF _Toc223655965 \h </w:instrText>
             </w:r>
             <w:r>
               <w:rPr>
@@ -1045,7 +1048,7 @@
               <w:lang w:eastAsia="es-ES"/>
             </w:rPr>
           </w:pPr>
-          <w:hyperlink w:anchor="_Toc223650346" w:history="1">
+          <w:hyperlink w:anchor="_Toc223655966" w:history="1">
             <w:r>
               <w:rPr>
                 <w:rStyle w:val="Hipervnculo"/>
@@ -1073,7 +1076,7 @@
                 <w:noProof/>
                 <w:webHidden/>
               </w:rPr>
-              <w:instrText xml:space="preserve"> PAGEREF _Toc223650346 \h </w:instrText>
+              <w:instrText xml:space="preserve"> PAGEREF _Toc223655966 \h </w:instrText>
             </w:r>
             <w:r>
               <w:rPr>
@@ -1116,7 +1119,7 @@
               <w:lang w:eastAsia="es-ES"/>
             </w:rPr>
           </w:pPr>
-          <w:hyperlink w:anchor="_Toc223650347" w:history="1">
+          <w:hyperlink w:anchor="_Toc223655967" w:history="1">
             <w:r>
               <w:rPr>
                 <w:rStyle w:val="Hipervnculo"/>
@@ -1144,7 +1147,7 @@
                 <w:noProof/>
                 <w:webHidden/>
               </w:rPr>
-              <w:instrText xml:space="preserve"> PAGEREF _Toc223650347 \h </w:instrText>
+              <w:instrText xml:space="preserve"> PAGEREF _Toc223655967 \h </w:instrText>
             </w:r>
             <w:r>
               <w:rPr>
@@ -1187,7 +1190,7 @@
               <w:lang w:eastAsia="es-ES"/>
             </w:rPr>
           </w:pPr>
-          <w:hyperlink w:anchor="_Toc223650348" w:history="1">
+          <w:hyperlink w:anchor="_Toc223655968" w:history="1">
             <w:r>
               <w:rPr>
                 <w:rStyle w:val="Hipervnculo"/>
@@ -1215,7 +1218,7 @@
                 <w:noProof/>
                 <w:webHidden/>
               </w:rPr>
-              <w:instrText xml:space="preserve"> PAGEREF _Toc223650348 \h </w:instrText>
+              <w:instrText xml:space="preserve"> PAGEREF _Toc223655968 \h </w:instrText>
             </w:r>
             <w:r>
               <w:rPr>
@@ -1258,10 +1261,11 @@
               <w:lang w:eastAsia="es-ES"/>
             </w:rPr>
           </w:pPr>
-          <w:hyperlink w:anchor="_Toc223650349" w:history="1">
+          <w:hyperlink w:anchor="_Toc223655969" w:history="1">
             <w:r>
               <w:rPr>
                 <w:rStyle w:val="Hipervnculo"/>
+                <w:rFonts w:cstheme="minorHAnsi"/>
                 <w:noProof/>
               </w:rPr>
               <w:t>Herramientas de simulación (Panel de control)</w:t>
@@ -1285,7 +1289,7 @@
                 <w:noProof/>
                 <w:webHidden/>
               </w:rPr>
-              <w:instrText xml:space="preserve"> PAGEREF _Toc223650349 \h </w:instrText>
+              <w:instrText xml:space="preserve"> PAGEREF _Toc223655969 \h </w:instrText>
             </w:r>
             <w:r>
               <w:rPr>
@@ -1328,10 +1332,11 @@
               <w:lang w:eastAsia="es-ES"/>
             </w:rPr>
           </w:pPr>
-          <w:hyperlink w:anchor="_Toc223650350" w:history="1">
+          <w:hyperlink w:anchor="_Toc223655970" w:history="1">
             <w:r>
               <w:rPr>
                 <w:rStyle w:val="Hipervnculo"/>
+                <w:rFonts w:cstheme="minorHAnsi"/>
                 <w:noProof/>
               </w:rPr>
               <w:t>Interpretación de los gráficos</w:t>
@@ -1355,7 +1360,7 @@
                 <w:noProof/>
                 <w:webHidden/>
               </w:rPr>
-              <w:instrText xml:space="preserve"> PAGEREF _Toc223650350 \h </w:instrText>
+              <w:instrText xml:space="preserve"> PAGEREF _Toc223655970 \h </w:instrText>
             </w:r>
             <w:r>
               <w:rPr>
@@ -1398,10 +1403,11 @@
               <w:lang w:eastAsia="es-ES"/>
             </w:rPr>
           </w:pPr>
-          <w:hyperlink w:anchor="_Toc223650351" w:history="1">
+          <w:hyperlink w:anchor="_Toc223655971" w:history="1">
             <w:r>
               <w:rPr>
                 <w:rStyle w:val="Hipervnculo"/>
+                <w:rFonts w:cstheme="minorHAnsi"/>
                 <w:noProof/>
               </w:rPr>
               <w:t>4.2. Módulo 2: Modelos de Adquisición y Reducción de Barreras (Pestaña 2)</w:t>
@@ -1425,7 +1431,7 @@
                 <w:noProof/>
                 <w:webHidden/>
               </w:rPr>
-              <w:instrText xml:space="preserve"> PAGEREF _Toc223650351 \h </w:instrText>
+              <w:instrText xml:space="preserve"> PAGEREF _Toc223655971 \h </w:instrText>
             </w:r>
             <w:r>
               <w:rPr>
@@ -1468,7 +1474,7 @@
               <w:lang w:eastAsia="es-ES"/>
             </w:rPr>
           </w:pPr>
-          <w:hyperlink w:anchor="_Toc223650352" w:history="1">
+          <w:hyperlink w:anchor="_Toc223655972" w:history="1">
             <w:r>
               <w:rPr>
                 <w:rStyle w:val="Hipervnculo"/>
@@ -1496,7 +1502,7 @@
                 <w:noProof/>
                 <w:webHidden/>
               </w:rPr>
-              <w:instrText xml:space="preserve"> PAGEREF _Toc223650352 \h </w:instrText>
+              <w:instrText xml:space="preserve"> PAGEREF _Toc223655972 \h </w:instrText>
             </w:r>
             <w:r>
               <w:rPr>
@@ -1539,7 +1545,7 @@
               <w:lang w:eastAsia="es-ES"/>
             </w:rPr>
           </w:pPr>
-          <w:hyperlink w:anchor="_Toc223650353" w:history="1">
+          <w:hyperlink w:anchor="_Toc223655973" w:history="1">
             <w:r>
               <w:rPr>
                 <w:rStyle w:val="Hipervnculo"/>
@@ -1567,7 +1573,7 @@
                 <w:noProof/>
                 <w:webHidden/>
               </w:rPr>
-              <w:instrText xml:space="preserve"> PAGEREF _Toc223650353 \h </w:instrText>
+              <w:instrText xml:space="preserve"> PAGEREF _Toc223655973 \h </w:instrText>
             </w:r>
             <w:r>
               <w:rPr>
@@ -1610,7 +1616,7 @@
               <w:lang w:eastAsia="es-ES"/>
             </w:rPr>
           </w:pPr>
-          <w:hyperlink w:anchor="_Toc223650354" w:history="1">
+          <w:hyperlink w:anchor="_Toc223655974" w:history="1">
             <w:r>
               <w:rPr>
                 <w:rStyle w:val="Hipervnculo"/>
@@ -1638,7 +1644,7 @@
                 <w:noProof/>
                 <w:webHidden/>
               </w:rPr>
-              <w:instrText xml:space="preserve"> PAGEREF _Toc223650354 \h </w:instrText>
+              <w:instrText xml:space="preserve"> PAGEREF _Toc223655974 \h </w:instrText>
             </w:r>
             <w:r>
               <w:rPr>
@@ -1681,10 +1687,11 @@
               <w:lang w:eastAsia="es-ES"/>
             </w:rPr>
           </w:pPr>
-          <w:hyperlink w:anchor="_Toc223650355" w:history="1">
+          <w:hyperlink w:anchor="_Toc223655975" w:history="1">
             <w:r>
               <w:rPr>
                 <w:rStyle w:val="Hipervnculo"/>
+                <w:rFonts w:cstheme="minorHAnsi"/>
                 <w:noProof/>
               </w:rPr>
               <w:t>4.3. Módulo 3: Viabilidad Económica Hospitalaria y ROI (Pestaña 3)</w:t>
@@ -1708,7 +1715,7 @@
                 <w:noProof/>
                 <w:webHidden/>
               </w:rPr>
-              <w:instrText xml:space="preserve"> PAGEREF _Toc223650355 \h </w:instrText>
+              <w:instrText xml:space="preserve"> PAGEREF _Toc223655975 \h </w:instrText>
             </w:r>
             <w:r>
               <w:rPr>
@@ -1751,10 +1758,11 @@
               <w:lang w:eastAsia="es-ES"/>
             </w:rPr>
           </w:pPr>
-          <w:hyperlink w:anchor="_Toc223650356" w:history="1">
+          <w:hyperlink w:anchor="_Toc223655976" w:history="1">
             <w:r>
               <w:rPr>
                 <w:rStyle w:val="Hipervnculo"/>
+                <w:rFonts w:cstheme="minorHAnsi"/>
                 <w:noProof/>
               </w:rPr>
               <w:t>5. Limitaciones y Consideraciones del Modelo</w:t>
@@ -1778,7 +1786,7 @@
                 <w:noProof/>
                 <w:webHidden/>
               </w:rPr>
-              <w:instrText xml:space="preserve"> PAGEREF _Toc223650356 \h </w:instrText>
+              <w:instrText xml:space="preserve"> PAGEREF _Toc223655976 \h </w:instrText>
             </w:r>
             <w:r>
               <w:rPr>
@@ -1821,10 +1829,11 @@
               <w:lang w:eastAsia="es-ES"/>
             </w:rPr>
           </w:pPr>
-          <w:hyperlink w:anchor="_Toc223650357" w:history="1">
+          <w:hyperlink w:anchor="_Toc223655977" w:history="1">
             <w:r>
               <w:rPr>
                 <w:rStyle w:val="Hipervnculo"/>
+                <w:rFonts w:cstheme="minorHAnsi"/>
                 <w:noProof/>
               </w:rPr>
               <w:t>Dependencia de datos públicos</w:t>
@@ -1848,7 +1857,7 @@
                 <w:noProof/>
                 <w:webHidden/>
               </w:rPr>
-              <w:instrText xml:space="preserve"> PAGEREF _Toc223650357 \h </w:instrText>
+              <w:instrText xml:space="preserve"> PAGEREF _Toc223655977 \h </w:instrText>
             </w:r>
             <w:r>
               <w:rPr>
@@ -1891,10 +1900,11 @@
               <w:lang w:eastAsia="es-ES"/>
             </w:rPr>
           </w:pPr>
-          <w:hyperlink w:anchor="_Toc223650358" w:history="1">
+          <w:hyperlink w:anchor="_Toc223655978" w:history="1">
             <w:r>
               <w:rPr>
                 <w:rStyle w:val="Hipervnculo"/>
+                <w:rFonts w:cstheme="minorHAnsi"/>
                 <w:noProof/>
               </w:rPr>
               <w:t>Volatilidad macroeconómica</w:t>
@@ -1918,7 +1928,7 @@
                 <w:noProof/>
                 <w:webHidden/>
               </w:rPr>
-              <w:instrText xml:space="preserve"> PAGEREF _Toc223650358 \h </w:instrText>
+              <w:instrText xml:space="preserve"> PAGEREF _Toc223655978 \h </w:instrText>
             </w:r>
             <w:r>
               <w:rPr>
@@ -1961,10 +1971,11 @@
               <w:lang w:eastAsia="es-ES"/>
             </w:rPr>
           </w:pPr>
-          <w:hyperlink w:anchor="_Toc223650359" w:history="1">
+          <w:hyperlink w:anchor="_Toc223655979" w:history="1">
             <w:r>
               <w:rPr>
                 <w:rStyle w:val="Hipervnculo"/>
+                <w:rFonts w:cstheme="minorHAnsi"/>
                 <w:noProof/>
               </w:rPr>
               <w:t>Curva de aprendizaje y adopción tecnológica</w:t>
@@ -1988,7 +1999,7 @@
                 <w:noProof/>
                 <w:webHidden/>
               </w:rPr>
-              <w:instrText xml:space="preserve"> PAGEREF _Toc223650359 \h </w:instrText>
+              <w:instrText xml:space="preserve"> PAGEREF _Toc223655979 \h </w:instrText>
             </w:r>
             <w:r>
               <w:rPr>
@@ -2031,10 +2042,11 @@
               <w:lang w:eastAsia="es-ES"/>
             </w:rPr>
           </w:pPr>
-          <w:hyperlink w:anchor="_Toc223650360" w:history="1">
+          <w:hyperlink w:anchor="_Toc223655980" w:history="1">
             <w:r>
               <w:rPr>
                 <w:rStyle w:val="Hipervnculo"/>
+                <w:rFonts w:cstheme="minorHAnsi"/>
                 <w:noProof/>
               </w:rPr>
               <w:t>Sensibilidad a los costos de consumibles</w:t>
@@ -2058,7 +2070,7 @@
                 <w:noProof/>
                 <w:webHidden/>
               </w:rPr>
-              <w:instrText xml:space="preserve"> PAGEREF _Toc223650360 \h </w:instrText>
+              <w:instrText xml:space="preserve"> PAGEREF _Toc223655980 \h </w:instrText>
             </w:r>
             <w:r>
               <w:rPr>
@@ -2101,10 +2113,11 @@
               <w:lang w:eastAsia="es-ES"/>
             </w:rPr>
           </w:pPr>
-          <w:hyperlink w:anchor="_Toc223650361" w:history="1">
+          <w:hyperlink w:anchor="_Toc223655981" w:history="1">
             <w:r>
               <w:rPr>
                 <w:rStyle w:val="Hipervnculo"/>
+                <w:rFonts w:cstheme="minorHAnsi"/>
                 <w:noProof/>
               </w:rPr>
               <w:t>6. Conclusión Estratégica</w:t>
@@ -2128,7 +2141,7 @@
                 <w:noProof/>
                 <w:webHidden/>
               </w:rPr>
-              <w:instrText xml:space="preserve"> PAGEREF _Toc223650361 \h </w:instrText>
+              <w:instrText xml:space="preserve"> PAGEREF _Toc223655981 \h </w:instrText>
             </w:r>
             <w:r>
               <w:rPr>
@@ -2171,13 +2184,14 @@
               <w:lang w:eastAsia="es-ES"/>
             </w:rPr>
           </w:pPr>
-          <w:hyperlink w:anchor="_Toc223650362" w:history="1">
+          <w:hyperlink w:anchor="_Toc223655982" w:history="1">
             <w:r>
               <w:rPr>
                 <w:rStyle w:val="Hipervnculo"/>
-                <w:noProof/>
-              </w:rPr>
-              <w:t>7. Fuentes y Fundamentos del Modelo</w:t>
+                <w:rFonts w:cstheme="minorHAnsi"/>
+                <w:noProof/>
+              </w:rPr>
+              <w:t>7. Accesos y Recursos del Proyecto</w:t>
             </w:r>
             <w:r>
               <w:rPr>
@@ -2198,7 +2212,78 @@
                 <w:noProof/>
                 <w:webHidden/>
               </w:rPr>
-              <w:instrText xml:space="preserve"> PAGEREF _Toc223650362 \h </w:instrText>
+              <w:instrText xml:space="preserve"> PAGEREF _Toc223655982 \h </w:instrText>
+            </w:r>
+            <w:r>
+              <w:rPr>
+                <w:noProof/>
+                <w:webHidden/>
+              </w:rPr>
+            </w:r>
+            <w:r>
+              <w:rPr>
+                <w:noProof/>
+                <w:webHidden/>
+              </w:rPr>
+              <w:fldChar w:fldCharType="separate"/>
+            </w:r>
+            <w:r>
+              <w:rPr>
+                <w:noProof/>
+                <w:webHidden/>
+              </w:rPr>
+              <w:t>12</w:t>
+            </w:r>
+            <w:r>
+              <w:rPr>
+                <w:noProof/>
+                <w:webHidden/>
+              </w:rPr>
+              <w:fldChar w:fldCharType="end"/>
+            </w:r>
+          </w:hyperlink>
+        </w:p>
+        <w:p>
+          <w:pPr>
+            <w:pStyle w:val="TDC1"/>
+            <w:tabs>
+              <w:tab w:val="right" w:leader="dot" w:pos="8494"/>
+            </w:tabs>
+            <w:rPr>
+              <w:rFonts w:eastAsiaTheme="minorEastAsia"/>
+              <w:noProof/>
+              <w:lang w:eastAsia="es-ES"/>
+            </w:rPr>
+          </w:pPr>
+          <w:hyperlink w:anchor="_Toc223655983" w:history="1">
+            <w:r>
+              <w:rPr>
+                <w:rStyle w:val="Hipervnculo"/>
+                <w:rFonts w:cstheme="minorHAnsi"/>
+                <w:noProof/>
+              </w:rPr>
+              <w:t>8. Fuentes y Fundamentos del Modelo</w:t>
+            </w:r>
+            <w:r>
+              <w:rPr>
+                <w:noProof/>
+                <w:webHidden/>
+              </w:rPr>
+              <w:tab/>
+            </w:r>
+            <w:r>
+              <w:rPr>
+                <w:noProof/>
+                <w:webHidden/>
+              </w:rPr>
+              <w:fldChar w:fldCharType="begin"/>
+            </w:r>
+            <w:r>
+              <w:rPr>
+                <w:noProof/>
+                <w:webHidden/>
+              </w:rPr>
+              <w:instrText xml:space="preserve"> PAGEREF _Toc223655983 \h </w:instrText>
             </w:r>
             <w:r>
               <w:rPr>
@@ -2241,13 +2326,14 @@
               <w:lang w:eastAsia="es-ES"/>
             </w:rPr>
           </w:pPr>
-          <w:hyperlink w:anchor="_Toc223650363" w:history="1">
+          <w:hyperlink w:anchor="_Toc223655984" w:history="1">
             <w:r>
               <w:rPr>
                 <w:rStyle w:val="Hipervnculo"/>
-                <w:noProof/>
-              </w:rPr>
-              <w:t>7.1. Análisis de Mercado (TAM – SAM – SOM)</w:t>
+                <w:rFonts w:cstheme="minorHAnsi"/>
+                <w:noProof/>
+              </w:rPr>
+              <w:t>8.1. Análisis de Mercado (TAM – SAM – SOM)</w:t>
             </w:r>
             <w:r>
               <w:rPr>
@@ -2268,7 +2354,7 @@
                 <w:noProof/>
                 <w:webHidden/>
               </w:rPr>
-              <w:instrText xml:space="preserve"> PAGEREF _Toc223650363 \h </w:instrText>
+              <w:instrText xml:space="preserve"> PAGEREF _Toc223655984 \h </w:instrText>
             </w:r>
             <w:r>
               <w:rPr>
@@ -2311,13 +2397,14 @@
               <w:lang w:eastAsia="es-ES"/>
             </w:rPr>
           </w:pPr>
-          <w:hyperlink w:anchor="_Toc223650364" w:history="1">
+          <w:hyperlink w:anchor="_Toc223655985" w:history="1">
             <w:r>
               <w:rPr>
                 <w:rStyle w:val="Hipervnculo"/>
-                <w:noProof/>
-              </w:rPr>
-              <w:t>7.2. Comparativa de Costos y Modelos de Negocio</w:t>
+                <w:rFonts w:cstheme="minorHAnsi"/>
+                <w:noProof/>
+              </w:rPr>
+              <w:t>8.2. Comparativa de Costos y Modelos de Negocio</w:t>
             </w:r>
             <w:r>
               <w:rPr>
@@ -2338,7 +2425,7 @@
                 <w:noProof/>
                 <w:webHidden/>
               </w:rPr>
-              <w:instrText xml:space="preserve"> PAGEREF _Toc223650364 \h </w:instrText>
+              <w:instrText xml:space="preserve"> PAGEREF _Toc223655985 \h </w:instrText>
             </w:r>
             <w:r>
               <w:rPr>
@@ -2358,7 +2445,7 @@
                 <w:noProof/>
                 <w:webHidden/>
               </w:rPr>
-              <w:t>12</w:t>
+              <w:t>13</w:t>
             </w:r>
             <w:r>
               <w:rPr>
@@ -2381,13 +2468,14 @@
               <w:lang w:eastAsia="es-ES"/>
             </w:rPr>
           </w:pPr>
-          <w:hyperlink w:anchor="_Toc223650365" w:history="1">
+          <w:hyperlink w:anchor="_Toc223655986" w:history="1">
             <w:r>
               <w:rPr>
                 <w:rStyle w:val="Hipervnculo"/>
-                <w:noProof/>
-              </w:rPr>
-              <w:t>7.3. Eficiencia Clínica y Justificación del Ahorro ($1.929 USD)</w:t>
+                <w:rFonts w:cstheme="minorHAnsi"/>
+                <w:noProof/>
+              </w:rPr>
+              <w:t>8.3. Eficiencia Clínica y Justificación del Ahorro ($1.929 USD)</w:t>
             </w:r>
             <w:r>
               <w:rPr>
@@ -2408,7 +2496,7 @@
                 <w:noProof/>
                 <w:webHidden/>
               </w:rPr>
-              <w:instrText xml:space="preserve"> PAGEREF _Toc223650365 \h </w:instrText>
+              <w:instrText xml:space="preserve"> PAGEREF _Toc223655986 \h </w:instrText>
             </w:r>
             <w:r>
               <w:rPr>
@@ -2428,7 +2516,7 @@
                 <w:noProof/>
                 <w:webHidden/>
               </w:rPr>
-              <w:t>12</w:t>
+              <w:t>13</w:t>
             </w:r>
             <w:r>
               <w:rPr>
@@ -2451,13 +2539,14 @@
               <w:lang w:eastAsia="es-ES"/>
             </w:rPr>
           </w:pPr>
-          <w:hyperlink w:anchor="_Toc223650366" w:history="1">
+          <w:hyperlink w:anchor="_Toc223655987" w:history="1">
             <w:r>
               <w:rPr>
                 <w:rStyle w:val="Hipervnculo"/>
-                <w:noProof/>
-              </w:rPr>
-              <w:t>7.4. Bases de Datos Complementarias</w:t>
+                <w:rFonts w:cstheme="minorHAnsi"/>
+                <w:noProof/>
+              </w:rPr>
+              <w:t>8.4. Bases de Datos Complementarias</w:t>
             </w:r>
             <w:r>
               <w:rPr>
@@ -2478,7 +2567,7 @@
                 <w:noProof/>
                 <w:webHidden/>
               </w:rPr>
-              <w:instrText xml:space="preserve"> PAGEREF _Toc223650366 \h </w:instrText>
+              <w:instrText xml:space="preserve"> PAGEREF _Toc223655987 \h </w:instrText>
             </w:r>
             <w:r>
               <w:rPr>
@@ -2536,8 +2625,8 @@
           <w:rFonts w:asciiTheme="minorHAnsi" w:hAnsiTheme="minorHAnsi" w:cstheme="minorHAnsi"/>
         </w:rPr>
       </w:pPr>
-      <w:bookmarkStart w:id="2" w:name="_Toc223304092"/>
-      <w:bookmarkStart w:id="3" w:name="_Toc223650343"/>
+      <w:bookmarkStart w:id="3" w:name="_Toc223304092"/>
+      <w:bookmarkStart w:id="4" w:name="_Toc223655963"/>
       <w:r>
         <w:rPr>
           <w:rFonts w:asciiTheme="minorHAnsi" w:hAnsiTheme="minorHAnsi" w:cstheme="minorHAnsi"/>
@@ -2545,8 +2634,8 @@
         <w:lastRenderedPageBreak/>
         <w:t>1. Introducción</w:t>
       </w:r>
-      <w:bookmarkEnd w:id="2"/>
       <w:bookmarkEnd w:id="3"/>
+      <w:bookmarkEnd w:id="4"/>
     </w:p>
     <w:p>
       <w:pPr>
@@ -2676,16 +2765,16 @@
           <w:rFonts w:asciiTheme="minorHAnsi" w:hAnsiTheme="minorHAnsi" w:cstheme="minorHAnsi"/>
         </w:rPr>
       </w:pPr>
-      <w:bookmarkStart w:id="4" w:name="_Toc223304093"/>
-      <w:bookmarkStart w:id="5" w:name="_Toc223650344"/>
+      <w:bookmarkStart w:id="5" w:name="_Toc223304093"/>
+      <w:bookmarkStart w:id="6" w:name="_Toc223655964"/>
       <w:r>
         <w:rPr>
           <w:rFonts w:asciiTheme="minorHAnsi" w:hAnsiTheme="minorHAnsi" w:cstheme="minorHAnsi"/>
         </w:rPr>
         <w:t>2. Hipótesis Estratégicas</w:t>
       </w:r>
-      <w:bookmarkEnd w:id="4"/>
       <w:bookmarkEnd w:id="5"/>
+      <w:bookmarkEnd w:id="6"/>
     </w:p>
     <w:p>
       <w:pPr>
@@ -2841,15 +2930,15 @@
           <w:rFonts w:asciiTheme="minorHAnsi" w:hAnsiTheme="minorHAnsi" w:cstheme="minorHAnsi"/>
         </w:rPr>
       </w:pPr>
-      <w:bookmarkStart w:id="6" w:name="_Toc223304094"/>
-      <w:bookmarkStart w:id="7" w:name="_Toc223650345"/>
+      <w:bookmarkStart w:id="7" w:name="_Toc223304094"/>
+      <w:bookmarkStart w:id="8" w:name="_Toc223655965"/>
       <w:r>
         <w:rPr>
           <w:rFonts w:asciiTheme="minorHAnsi" w:hAnsiTheme="minorHAnsi" w:cstheme="minorHAnsi"/>
         </w:rPr>
         <w:t xml:space="preserve">3. </w:t>
       </w:r>
-      <w:bookmarkEnd w:id="6"/>
+      <w:bookmarkEnd w:id="7"/>
       <w:r>
         <w:rPr>
           <w:rStyle w:val="Ttulo1Car"/>
@@ -2859,7 +2948,7 @@
         </w:rPr>
         <w:t>Arquitectura del Proyecto y Enfoque Multidisciplinario</w:t>
       </w:r>
-      <w:bookmarkEnd w:id="7"/>
+      <w:bookmarkEnd w:id="8"/>
     </w:p>
     <w:p>
       <w:pPr>
@@ -3416,14 +3505,14 @@
           <w:rFonts w:asciiTheme="minorHAnsi" w:hAnsiTheme="minorHAnsi" w:cstheme="minorHAnsi"/>
         </w:rPr>
       </w:pPr>
-      <w:bookmarkStart w:id="8" w:name="_Toc223650346"/>
+      <w:bookmarkStart w:id="9" w:name="_Toc223655966"/>
       <w:r>
         <w:rPr>
           <w:rFonts w:asciiTheme="minorHAnsi" w:hAnsiTheme="minorHAnsi" w:cstheme="minorHAnsi"/>
         </w:rPr>
         <w:t>4.1. Módulo 1: Oportunidad de Mercado y Escenarios de Ingresos (Pestaña 1)</w:t>
       </w:r>
-      <w:bookmarkEnd w:id="8"/>
+      <w:bookmarkEnd w:id="9"/>
     </w:p>
     <w:p>
       <w:pPr>
@@ -3432,7 +3521,7 @@
           <w:rFonts w:asciiTheme="minorHAnsi" w:hAnsiTheme="minorHAnsi" w:cstheme="minorHAnsi"/>
         </w:rPr>
       </w:pPr>
-      <w:bookmarkStart w:id="9" w:name="_Toc223650347"/>
+      <w:bookmarkStart w:id="10" w:name="_Toc223655967"/>
       <w:r>
         <w:rPr>
           <w:rFonts w:asciiTheme="minorHAnsi" w:hAnsiTheme="minorHAnsi" w:cstheme="minorHAnsi"/>
@@ -3440,7 +3529,7 @@
         <w:lastRenderedPageBreak/>
         <w:t>Propósito del módulo</w:t>
       </w:r>
-      <w:bookmarkEnd w:id="9"/>
+      <w:bookmarkEnd w:id="10"/>
     </w:p>
     <w:p>
       <w:pPr>
@@ -3521,14 +3610,14 @@
           <w:rFonts w:asciiTheme="minorHAnsi" w:hAnsiTheme="minorHAnsi" w:cstheme="minorHAnsi"/>
         </w:rPr>
       </w:pPr>
-      <w:bookmarkStart w:id="10" w:name="_Toc223650348"/>
+      <w:bookmarkStart w:id="11" w:name="_Toc223655968"/>
       <w:r>
         <w:rPr>
           <w:rFonts w:asciiTheme="minorHAnsi" w:hAnsiTheme="minorHAnsi" w:cstheme="minorHAnsi"/>
         </w:rPr>
         <w:t>Métricas principales (Tarjetas KPI)</w:t>
       </w:r>
-      <w:bookmarkEnd w:id="10"/>
+      <w:bookmarkEnd w:id="11"/>
     </w:p>
     <w:p>
       <w:pPr>
@@ -3781,14 +3870,14 @@
           <w:rFonts w:asciiTheme="minorHAnsi" w:hAnsiTheme="minorHAnsi" w:cstheme="minorHAnsi"/>
         </w:rPr>
       </w:pPr>
-      <w:bookmarkStart w:id="11" w:name="_Toc223650349"/>
+      <w:bookmarkStart w:id="12" w:name="_Toc223655969"/>
       <w:r>
         <w:rPr>
           <w:rFonts w:asciiTheme="minorHAnsi" w:hAnsiTheme="minorHAnsi" w:cstheme="minorHAnsi"/>
         </w:rPr>
         <w:t>Herramientas de simulación (Panel de control)</w:t>
       </w:r>
-      <w:bookmarkEnd w:id="11"/>
+      <w:bookmarkEnd w:id="12"/>
     </w:p>
     <w:p>
       <w:pPr>
@@ -3914,14 +4003,14 @@
           <w:rFonts w:asciiTheme="minorHAnsi" w:hAnsiTheme="minorHAnsi" w:cstheme="minorHAnsi"/>
         </w:rPr>
       </w:pPr>
-      <w:bookmarkStart w:id="12" w:name="_Toc223650350"/>
+      <w:bookmarkStart w:id="13" w:name="_Toc223655970"/>
       <w:r>
         <w:rPr>
           <w:rFonts w:asciiTheme="minorHAnsi" w:hAnsiTheme="minorHAnsi" w:cstheme="minorHAnsi"/>
         </w:rPr>
         <w:t>Interpretación de los gráficos</w:t>
       </w:r>
-      <w:bookmarkEnd w:id="12"/>
+      <w:bookmarkEnd w:id="13"/>
     </w:p>
     <w:p>
       <w:pPr>
@@ -4089,14 +4178,14 @@
           <w:rFonts w:asciiTheme="minorHAnsi" w:hAnsiTheme="minorHAnsi" w:cstheme="minorHAnsi"/>
         </w:rPr>
       </w:pPr>
-      <w:bookmarkStart w:id="13" w:name="_Toc223650351"/>
+      <w:bookmarkStart w:id="14" w:name="_Toc223655971"/>
       <w:r>
         <w:rPr>
           <w:rFonts w:asciiTheme="minorHAnsi" w:hAnsiTheme="minorHAnsi" w:cstheme="minorHAnsi"/>
         </w:rPr>
         <w:t>4.2. Módulo 2: Modelos de Adquisición y Reducción de Barreras (Pestaña 2)</w:t>
       </w:r>
-      <w:bookmarkEnd w:id="13"/>
+      <w:bookmarkEnd w:id="14"/>
     </w:p>
     <w:p>
       <w:pPr>
@@ -4198,14 +4287,14 @@
           <w:rFonts w:asciiTheme="minorHAnsi" w:hAnsiTheme="minorHAnsi" w:cstheme="minorHAnsi"/>
         </w:rPr>
       </w:pPr>
-      <w:bookmarkStart w:id="14" w:name="_Toc223650352"/>
+      <w:bookmarkStart w:id="15" w:name="_Toc223655972"/>
       <w:r>
         <w:rPr>
           <w:rFonts w:asciiTheme="minorHAnsi" w:hAnsiTheme="minorHAnsi" w:cstheme="minorHAnsi"/>
         </w:rPr>
         <w:t>Componentes de análisis</w:t>
       </w:r>
-      <w:bookmarkEnd w:id="14"/>
+      <w:bookmarkEnd w:id="15"/>
     </w:p>
     <w:p>
       <w:pPr>
@@ -4294,7 +4383,7 @@
           <w:rFonts w:asciiTheme="minorHAnsi" w:hAnsiTheme="minorHAnsi" w:cstheme="minorHAnsi"/>
         </w:rPr>
       </w:pPr>
-      <w:bookmarkStart w:id="15" w:name="_Toc223650353"/>
+      <w:bookmarkStart w:id="16" w:name="_Toc223655973"/>
       <w:r>
         <w:rPr>
           <w:rFonts w:asciiTheme="minorHAnsi" w:hAnsiTheme="minorHAnsi" w:cstheme="minorHAnsi"/>
@@ -4302,7 +4391,7 @@
         <w:lastRenderedPageBreak/>
         <w:t>Variables de simulación</w:t>
       </w:r>
-      <w:bookmarkEnd w:id="15"/>
+      <w:bookmarkEnd w:id="16"/>
     </w:p>
     <w:p>
       <w:pPr>
@@ -4369,14 +4458,14 @@
           <w:rFonts w:asciiTheme="minorHAnsi" w:hAnsiTheme="minorHAnsi" w:cstheme="minorHAnsi"/>
         </w:rPr>
       </w:pPr>
-      <w:bookmarkStart w:id="16" w:name="_Toc223650354"/>
+      <w:bookmarkStart w:id="17" w:name="_Toc223655974"/>
       <w:r>
         <w:rPr>
           <w:rFonts w:asciiTheme="minorHAnsi" w:hAnsiTheme="minorHAnsi" w:cstheme="minorHAnsi"/>
         </w:rPr>
         <w:t>Interpretación de los resultados</w:t>
       </w:r>
-      <w:bookmarkEnd w:id="16"/>
+      <w:bookmarkEnd w:id="17"/>
     </w:p>
     <w:p>
       <w:pPr>
@@ -4684,14 +4773,14 @@
           <w:rFonts w:asciiTheme="minorHAnsi" w:hAnsiTheme="minorHAnsi" w:cstheme="minorHAnsi"/>
         </w:rPr>
       </w:pPr>
-      <w:bookmarkStart w:id="17" w:name="_Toc223650355"/>
+      <w:bookmarkStart w:id="18" w:name="_Toc223655975"/>
       <w:r>
         <w:rPr>
           <w:rFonts w:asciiTheme="minorHAnsi" w:hAnsiTheme="minorHAnsi" w:cstheme="minorHAnsi"/>
         </w:rPr>
         <w:t>4.3. Módulo 3: Viabilidad Económica Hospitalaria y ROI (Pestaña 3)</w:t>
       </w:r>
-      <w:bookmarkEnd w:id="17"/>
+      <w:bookmarkEnd w:id="18"/>
     </w:p>
     <w:p>
       <w:pPr>
@@ -5304,14 +5393,14 @@
           <w:rFonts w:asciiTheme="minorHAnsi" w:hAnsiTheme="minorHAnsi" w:cstheme="minorHAnsi"/>
         </w:rPr>
       </w:pPr>
-      <w:bookmarkStart w:id="18" w:name="_Toc223650356"/>
+      <w:bookmarkStart w:id="19" w:name="_Toc223655976"/>
       <w:r>
         <w:rPr>
           <w:rFonts w:asciiTheme="minorHAnsi" w:hAnsiTheme="minorHAnsi" w:cstheme="minorHAnsi"/>
         </w:rPr>
         <w:t>5. Limitaciones y Consideraciones del Modelo</w:t>
       </w:r>
-      <w:bookmarkEnd w:id="18"/>
+      <w:bookmarkEnd w:id="19"/>
     </w:p>
     <w:p>
       <w:pPr>
@@ -5336,7 +5425,7 @@
           <w:rFonts w:asciiTheme="minorHAnsi" w:hAnsiTheme="minorHAnsi" w:cstheme="minorHAnsi"/>
         </w:rPr>
       </w:pPr>
-      <w:bookmarkStart w:id="19" w:name="_Toc223650357"/>
+      <w:bookmarkStart w:id="20" w:name="_Toc223655977"/>
       <w:r>
         <w:rPr>
           <w:rStyle w:val="Ttulo2Car"/>
@@ -5344,7 +5433,7 @@
         </w:rPr>
         <w:t>Dependencia de datos públicos</w:t>
       </w:r>
-      <w:bookmarkEnd w:id="19"/>
+      <w:bookmarkEnd w:id="20"/>
       <w:r>
         <w:rPr>
           <w:rFonts w:asciiTheme="minorHAnsi" w:hAnsiTheme="minorHAnsi" w:cstheme="minorHAnsi"/>
@@ -5374,7 +5463,7 @@
           <w:rFonts w:asciiTheme="minorHAnsi" w:hAnsiTheme="minorHAnsi" w:cstheme="minorHAnsi"/>
         </w:rPr>
       </w:pPr>
-      <w:bookmarkStart w:id="20" w:name="_Toc223650358"/>
+      <w:bookmarkStart w:id="21" w:name="_Toc223655978"/>
       <w:r>
         <w:rPr>
           <w:rStyle w:val="Ttulo2Car"/>
@@ -5382,7 +5471,7 @@
         </w:rPr>
         <w:t>Volatilidad macroeconómica</w:t>
       </w:r>
-      <w:bookmarkEnd w:id="20"/>
+      <w:bookmarkEnd w:id="21"/>
       <w:r>
         <w:rPr>
           <w:rFonts w:asciiTheme="minorHAnsi" w:hAnsiTheme="minorHAnsi" w:cstheme="minorHAnsi"/>
@@ -5412,7 +5501,7 @@
           <w:rFonts w:asciiTheme="minorHAnsi" w:hAnsiTheme="minorHAnsi" w:cstheme="minorHAnsi"/>
         </w:rPr>
       </w:pPr>
-      <w:bookmarkStart w:id="21" w:name="_Toc223650359"/>
+      <w:bookmarkStart w:id="22" w:name="_Toc223655979"/>
       <w:r>
         <w:rPr>
           <w:rStyle w:val="Ttulo2Car"/>
@@ -5420,7 +5509,7 @@
         </w:rPr>
         <w:t>Curva de aprendizaje y adopción tecnológica</w:t>
       </w:r>
-      <w:bookmarkEnd w:id="21"/>
+      <w:bookmarkEnd w:id="22"/>
       <w:r>
         <w:rPr>
           <w:rFonts w:asciiTheme="minorHAnsi" w:hAnsiTheme="minorHAnsi" w:cstheme="minorHAnsi"/>
@@ -5436,7 +5525,7 @@
           <w:rFonts w:asciiTheme="minorHAnsi" w:hAnsiTheme="minorHAnsi" w:cstheme="minorHAnsi"/>
         </w:rPr>
       </w:pPr>
-      <w:bookmarkStart w:id="22" w:name="_Toc223650360"/>
+      <w:bookmarkStart w:id="23" w:name="_Toc223655980"/>
       <w:r>
         <w:rPr>
           <w:rStyle w:val="Ttulo2Car"/>
@@ -5444,7 +5533,7 @@
         </w:rPr>
         <w:t>Sensibilidad a los costos de consumibles</w:t>
       </w:r>
-      <w:bookmarkEnd w:id="22"/>
+      <w:bookmarkEnd w:id="23"/>
       <w:r>
         <w:rPr>
           <w:rStyle w:val="Ttulo2Car"/>
@@ -5477,69 +5566,41 @@
           <w:rFonts w:asciiTheme="minorHAnsi" w:hAnsiTheme="minorHAnsi" w:cstheme="minorHAnsi"/>
         </w:rPr>
       </w:pPr>
-      <w:bookmarkStart w:id="23" w:name="_Toc223650361"/>
+      <w:bookmarkStart w:id="24" w:name="_Toc223655981"/>
       <w:r>
         <w:rPr>
           <w:rFonts w:asciiTheme="minorHAnsi" w:hAnsiTheme="minorHAnsi" w:cstheme="minorHAnsi"/>
         </w:rPr>
         <w:t>6. Conclusión Estratégica</w:t>
       </w:r>
-      <w:bookmarkEnd w:id="23"/>
+      <w:bookmarkEnd w:id="24"/>
     </w:p>
     <w:p>
       <w:pPr>
         <w:pStyle w:val="NormalWeb"/>
         <w:rPr>
-          <w:rFonts w:asciiTheme="minorHAnsi" w:hAnsiTheme="minorHAnsi" w:cstheme="minorHAnsi"/>
-        </w:rPr>
-      </w:pPr>
-      <w:r>
-        <w:rPr>
-          <w:rFonts w:asciiTheme="minorHAnsi" w:hAnsiTheme="minorHAnsi" w:cstheme="minorHAnsi"/>
-        </w:rPr>
-        <w:t xml:space="preserve">Tras el análisis integral de las dimensiones macroeconómicas y operativas, el equipo concluye que la adopción del sistema de cirugía robótica </w:t>
-      </w:r>
-      <w:r>
-        <w:rPr>
-          <w:rFonts w:asciiTheme="minorHAnsi" w:hAnsiTheme="minorHAnsi" w:cstheme="minorHAnsi"/>
-          <w:b/>
-          <w:bCs/>
-        </w:rPr>
-        <w:t>Justina</w:t>
-      </w:r>
-      <w:r>
-        <w:rPr>
-          <w:rFonts w:asciiTheme="minorHAnsi" w:hAnsiTheme="minorHAnsi" w:cstheme="minorHAnsi"/>
-        </w:rPr>
-        <w:t xml:space="preserve"> no solo es una evolución tecnológica necesaria, sino un </w:t>
-      </w:r>
-      <w:r>
-        <w:rPr>
-          <w:rFonts w:asciiTheme="minorHAnsi" w:hAnsiTheme="minorHAnsi" w:cstheme="minorHAnsi"/>
-          <w:b/>
-          <w:bCs/>
-        </w:rPr>
-        <w:t>modelo de negocio altamente escalable y financieramente viable</w:t>
-      </w:r>
-      <w:r>
-        <w:rPr>
-          <w:rFonts w:asciiTheme="minorHAnsi" w:hAnsiTheme="minorHAnsi" w:cstheme="minorHAnsi"/>
-        </w:rPr>
-        <w:t>.</w:t>
+          <w:rFonts w:ascii="Calibri" w:hAnsi="Calibri" w:cs="Calibri"/>
+        </w:rPr>
+      </w:pPr>
+      <w:r>
+        <w:rPr>
+          <w:rFonts w:ascii="Calibri" w:hAnsi="Calibri" w:cs="Calibri"/>
+        </w:rPr>
+        <w:t>Tras el análisis integral de las dimensiones macroeconómicas y operativas, el equipo concluye que la adopción del sistema de cirugía robótica Justina no es solo una evolución médica necesaria, sino un modelo de negocio altamente escalable y financieramente viable.</w:t>
       </w:r>
     </w:p>
     <w:p>
       <w:pPr>
         <w:pStyle w:val="NormalWeb"/>
         <w:rPr>
-          <w:rFonts w:asciiTheme="minorHAnsi" w:hAnsiTheme="minorHAnsi" w:cstheme="minorHAnsi"/>
-        </w:rPr>
-      </w:pPr>
-      <w:r>
-        <w:rPr>
-          <w:rFonts w:asciiTheme="minorHAnsi" w:hAnsiTheme="minorHAnsi" w:cstheme="minorHAnsi"/>
-        </w:rPr>
-        <w:t>Los hallazgos clave que sustentan esta afirmación son:</w:t>
+          <w:rFonts w:ascii="Calibri" w:hAnsi="Calibri" w:cs="Calibri"/>
+        </w:rPr>
+      </w:pPr>
+      <w:r>
+        <w:rPr>
+          <w:rFonts w:ascii="Calibri" w:hAnsi="Calibri" w:cs="Calibri"/>
+        </w:rPr>
+        <w:t>Los hallazgos clave que sustentan esta afirmación, validados a través de nuestro modelo de datos, son:</w:t>
       </w:r>
     </w:p>
     <w:p>
@@ -5547,25 +5608,17 @@
         <w:pStyle w:val="NormalWeb"/>
         <w:numPr>
           <w:ilvl w:val="0"/>
-          <w:numId w:val="23"/>
+          <w:numId w:val="31"/>
         </w:numPr>
         <w:rPr>
-          <w:rFonts w:asciiTheme="minorHAnsi" w:hAnsiTheme="minorHAnsi" w:cstheme="minorHAnsi"/>
-        </w:rPr>
-      </w:pPr>
-      <w:r>
-        <w:rPr>
-          <w:rFonts w:asciiTheme="minorHAnsi" w:hAnsiTheme="minorHAnsi" w:cstheme="minorHAnsi"/>
-          <w:b/>
-          <w:bCs/>
-        </w:rPr>
-        <w:t>Validación de la Oportunidad (H1):</w:t>
-      </w:r>
-      <w:r>
-        <w:rPr>
-          <w:rFonts w:asciiTheme="minorHAnsi" w:hAnsiTheme="minorHAnsi" w:cstheme="minorHAnsi"/>
-        </w:rPr>
-        <w:t xml:space="preserve"> Existe un mercado direccionable (SAM) lo suficientemente profundo en los países analizados. La concentración de la demanda en mercados clave permite una estrategia de expansión eficiente, donde capturando una fracción mínima del mercado se alcanzan los objetivos de facturación.</w:t>
+          <w:rFonts w:ascii="Calibri" w:hAnsi="Calibri" w:cs="Calibri"/>
+        </w:rPr>
+      </w:pPr>
+      <w:r>
+        <w:rPr>
+          <w:rFonts w:ascii="Calibri" w:hAnsi="Calibri" w:cs="Calibri"/>
+        </w:rPr>
+        <w:t>Validación de la Oportunidad (H1): El análisis de mercado (TAM-SAM-SOM) demuestra que existe una demanda global insatisfecha. Comprobamos matemáticamente que, capturando una fracción conservadora de los mercados clave, el proyecto supera su punto de equilibrio estructural y alcanza los objetivos de facturación, garantizando la sostenibilidad de la empresa.</w:t>
       </w:r>
     </w:p>
     <w:p>
@@ -5573,58 +5626,18 @@
         <w:pStyle w:val="NormalWeb"/>
         <w:numPr>
           <w:ilvl w:val="0"/>
-          <w:numId w:val="23"/>
+          <w:numId w:val="31"/>
         </w:numPr>
         <w:rPr>
-          <w:rFonts w:asciiTheme="minorHAnsi" w:hAnsiTheme="minorHAnsi" w:cstheme="minorHAnsi"/>
-        </w:rPr>
-      </w:pPr>
-      <w:r>
-        <w:rPr>
-          <w:rFonts w:asciiTheme="minorHAnsi" w:hAnsiTheme="minorHAnsi" w:cstheme="minorHAnsi"/>
-          <w:b/>
-          <w:bCs/>
-        </w:rPr>
-        <w:t>Ruptura de la Barrera de Entrada (H2):</w:t>
-      </w:r>
-      <w:r>
-        <w:rPr>
-          <w:rFonts w:asciiTheme="minorHAnsi" w:hAnsiTheme="minorHAnsi" w:cstheme="minorHAnsi"/>
-        </w:rPr>
-        <w:t xml:space="preserve"> La transición del modelo CAPEX tradicional hacia esquemas de </w:t>
-      </w:r>
-      <w:r>
-        <w:rPr>
-          <w:rFonts w:asciiTheme="minorHAnsi" w:hAnsiTheme="minorHAnsi" w:cstheme="minorHAnsi"/>
-          <w:b/>
-          <w:bCs/>
-        </w:rPr>
-        <w:t>Pago por Uso</w:t>
-      </w:r>
-      <w:r>
-        <w:rPr>
-          <w:rFonts w:asciiTheme="minorHAnsi" w:hAnsiTheme="minorHAnsi" w:cstheme="minorHAnsi"/>
-        </w:rPr>
-        <w:t xml:space="preserve"> es el catalizador crítico para la </w:t>
-      </w:r>
-      <w:r>
-        <w:rPr>
-          <w:rFonts w:asciiTheme="minorHAnsi" w:hAnsiTheme="minorHAnsi" w:cstheme="minorHAnsi"/>
+          <w:rFonts w:ascii="Calibri" w:hAnsi="Calibri" w:cs="Calibri"/>
+        </w:rPr>
+      </w:pPr>
+      <w:r>
+        <w:rPr>
+          <w:rFonts w:ascii="Calibri" w:hAnsi="Calibri" w:cs="Calibri"/>
         </w:rPr>
         <w:lastRenderedPageBreak/>
-        <w:t xml:space="preserve">adopción. El simulador demuestra </w:t>
-      </w:r>
-      <w:r>
-        <w:rPr>
-          <w:rFonts w:asciiTheme="minorHAnsi" w:hAnsiTheme="minorHAnsi" w:cstheme="minorHAnsi"/>
-        </w:rPr>
-        <w:t>que,</w:t>
-      </w:r>
-      <w:r>
-        <w:rPr>
-          <w:rFonts w:asciiTheme="minorHAnsi" w:hAnsiTheme="minorHAnsi" w:cstheme="minorHAnsi"/>
-        </w:rPr>
-        <w:t xml:space="preserve"> al eliminar el desembolso inicial, el universo de hospitales aptos se expande exponencialmente, alineando el costo del equipo con la generación de ingresos del centro de salud.</w:t>
+        <w:t>Ruptura de la Barrera de Entrada (H2): Queda demostrado que el modelo tradicional de compra directa (CAPEX) es el principal freno para la tecnología médica, especialmente en economías emergentes. La transición hacia esquemas operativos (OPEX), como el Pago por Uso o Leasing, actúa como el catalizador crítico para la adopción masiva, eliminando el riesgo financiero inicial para los hospitales.</w:t>
       </w:r>
     </w:p>
     <w:p>
@@ -5632,53 +5645,59 @@
         <w:pStyle w:val="NormalWeb"/>
         <w:numPr>
           <w:ilvl w:val="0"/>
-          <w:numId w:val="23"/>
+          <w:numId w:val="31"/>
         </w:numPr>
         <w:rPr>
-          <w:rFonts w:asciiTheme="minorHAnsi" w:hAnsiTheme="minorHAnsi" w:cstheme="minorHAnsi"/>
-        </w:rPr>
-      </w:pPr>
-      <w:r>
-        <w:rPr>
-          <w:rFonts w:asciiTheme="minorHAnsi" w:hAnsiTheme="minorHAnsi" w:cstheme="minorHAnsi"/>
-          <w:b/>
-          <w:bCs/>
-        </w:rPr>
-        <w:t>Sustentabilidad por Eficiencia (H3):</w:t>
-      </w:r>
-      <w:r>
-        <w:rPr>
-          <w:rFonts w:asciiTheme="minorHAnsi" w:hAnsiTheme="minorHAnsi" w:cstheme="minorHAnsi"/>
-        </w:rPr>
-        <w:t xml:space="preserve"> El ahorro operativo derivado de la mejora clínica ($1.929 USD promedio por cirugía) es el motor que financia el sistema. En centros de mediano y alto volumen, el robot se paga a sí mismo en plazos competitivos, transformando la robótica quirúrgica de un "lujo" en una inversión de optimización de recursos.</w:t>
+          <w:rFonts w:ascii="Calibri" w:hAnsi="Calibri" w:cs="Calibri"/>
+        </w:rPr>
+      </w:pPr>
+      <w:r>
+        <w:rPr>
+          <w:rFonts w:ascii="Calibri" w:hAnsi="Calibri" w:cs="Calibri"/>
+        </w:rPr>
+        <w:t>Sustentabilidad por Eficiencia Clínica (H3): El simulador confirma que el sistema tiene la capacidad de autofinanciarse. El ahorro operativo comprobado (hasta $1.929 USD promedio por cirugía), derivado de la reducción de días de internación y complicaciones, es el motor económico que permite recuperar la inversión en plazos altamente competitivos, segmentando claramente qué instituciones son autosustentables y cuáles requieren apoyo estatal.</w:t>
       </w:r>
     </w:p>
     <w:p>
       <w:pPr>
         <w:pStyle w:val="NormalWeb"/>
         <w:rPr>
-          <w:rFonts w:asciiTheme="minorHAnsi" w:hAnsiTheme="minorHAnsi" w:cstheme="minorHAnsi"/>
-        </w:rPr>
-      </w:pPr>
-      <w:r>
-        <w:rPr>
-          <w:rFonts w:asciiTheme="minorHAnsi" w:hAnsiTheme="minorHAnsi" w:cstheme="minorHAnsi"/>
-        </w:rPr>
-        <w:t xml:space="preserve">En definitiva, este proyecto entrega una </w:t>
-      </w:r>
-      <w:r>
-        <w:rPr>
-          <w:rFonts w:asciiTheme="minorHAnsi" w:hAnsiTheme="minorHAnsi" w:cstheme="minorHAnsi"/>
-          <w:b/>
-          <w:bCs/>
-        </w:rPr>
-        <w:t>herramienta de decisión robusta</w:t>
-      </w:r>
-      <w:r>
-        <w:rPr>
-          <w:rFonts w:asciiTheme="minorHAnsi" w:hAnsiTheme="minorHAnsi" w:cstheme="minorHAnsi"/>
-        </w:rPr>
-        <w:t xml:space="preserve"> que permite transformar datos complejos en estrategias comerciales claras, facilitando la democratización de la cirugía de alta precisión a nivel global.</w:t>
+          <w:rFonts w:ascii="Calibri" w:hAnsi="Calibri" w:cs="Calibri"/>
+        </w:rPr>
+      </w:pPr>
+      <w:r>
+        <w:rPr>
+          <w:rFonts w:ascii="Calibri" w:hAnsi="Calibri" w:cs="Calibri"/>
+        </w:rPr>
+        <w:t xml:space="preserve">En definitiva, el desarrollo de este </w:t>
+      </w:r>
+      <w:proofErr w:type="spellStart"/>
+      <w:r>
+        <w:rPr>
+          <w:rFonts w:ascii="Calibri" w:hAnsi="Calibri" w:cs="Calibri"/>
+        </w:rPr>
+        <w:t>framework</w:t>
+      </w:r>
+      <w:proofErr w:type="spellEnd"/>
+      <w:r>
+        <w:rPr>
+          <w:rFonts w:ascii="Calibri" w:hAnsi="Calibri" w:cs="Calibri"/>
+        </w:rPr>
+        <w:t xml:space="preserve"> de Business Intelligence y Data </w:t>
+      </w:r>
+      <w:proofErr w:type="spellStart"/>
+      <w:r>
+        <w:rPr>
+          <w:rFonts w:ascii="Calibri" w:hAnsi="Calibri" w:cs="Calibri"/>
+        </w:rPr>
+        <w:t>Science</w:t>
+      </w:r>
+      <w:proofErr w:type="spellEnd"/>
+      <w:r>
+        <w:rPr>
+          <w:rFonts w:ascii="Calibri" w:hAnsi="Calibri" w:cs="Calibri"/>
+        </w:rPr>
+        <w:t xml:space="preserve"> trasciende la investigación teórica. Hemos construido un simulador dinámico que permite a inversores, fabricantes y directores de hospitales transformar datos complejos en decisiones estratégicas en tiempo real, allanando el camino para la verdadera democratización de la cirugía robótica de alta precisión.</w:t>
       </w:r>
     </w:p>
     <w:p>
@@ -5696,12 +5715,26 @@
           <w:rFonts w:asciiTheme="minorHAnsi" w:hAnsiTheme="minorHAnsi" w:cstheme="minorHAnsi"/>
         </w:rPr>
       </w:pPr>
+      <w:bookmarkStart w:id="25" w:name="_Toc223655982"/>
+      <w:r>
+        <w:rPr>
+          <w:rFonts w:asciiTheme="minorHAnsi" w:hAnsiTheme="minorHAnsi" w:cstheme="minorHAnsi"/>
+        </w:rPr>
+        <w:t>7</w:t>
+      </w:r>
+      <w:r>
+        <w:rPr>
+          <w:rFonts w:asciiTheme="minorHAnsi" w:hAnsiTheme="minorHAnsi" w:cstheme="minorHAnsi"/>
+        </w:rPr>
+        <w:t xml:space="preserve">. </w:t>
+      </w:r>
       <w:r>
         <w:rPr>
           <w:rFonts w:asciiTheme="minorHAnsi" w:hAnsiTheme="minorHAnsi" w:cstheme="minorHAnsi"/>
         </w:rPr>
         <w:t>Accesos y Recursos del Proyecto</w:t>
       </w:r>
+      <w:bookmarkEnd w:id="25"/>
     </w:p>
     <w:p>
       <w:pPr>
@@ -5891,8 +5924,6 @@
           <w:t>LINK</w:t>
         </w:r>
       </w:hyperlink>
-      <w:bookmarkStart w:id="24" w:name="_GoBack"/>
-      <w:bookmarkEnd w:id="24"/>
       <w:r>
         <w:rPr>
           <w:rFonts w:asciiTheme="minorHAnsi" w:hAnsiTheme="minorHAnsi" w:cstheme="minorHAnsi"/>
@@ -5968,14 +5999,20 @@
           <w:rFonts w:asciiTheme="minorHAnsi" w:hAnsiTheme="minorHAnsi" w:cstheme="minorHAnsi"/>
         </w:rPr>
       </w:pPr>
-      <w:bookmarkStart w:id="25" w:name="_Toc223650362"/>
-      <w:r>
-        <w:rPr>
-          <w:rFonts w:asciiTheme="minorHAnsi" w:hAnsiTheme="minorHAnsi" w:cstheme="minorHAnsi"/>
-        </w:rPr>
-        <w:t>7. Fuentes y Fundamentos del Modelo</w:t>
-      </w:r>
-      <w:bookmarkEnd w:id="25"/>
+      <w:bookmarkStart w:id="26" w:name="_Toc223655983"/>
+      <w:r>
+        <w:rPr>
+          <w:rFonts w:asciiTheme="minorHAnsi" w:hAnsiTheme="minorHAnsi" w:cstheme="minorHAnsi"/>
+        </w:rPr>
+        <w:t>8</w:t>
+      </w:r>
+      <w:r>
+        <w:rPr>
+          <w:rFonts w:asciiTheme="minorHAnsi" w:hAnsiTheme="minorHAnsi" w:cstheme="minorHAnsi"/>
+        </w:rPr>
+        <w:t>. Fuentes y Fundamentos del Modelo</w:t>
+      </w:r>
+      <w:bookmarkEnd w:id="26"/>
     </w:p>
     <w:p>
       <w:pPr>
@@ -5998,14 +6035,20 @@
           <w:rFonts w:asciiTheme="minorHAnsi" w:hAnsiTheme="minorHAnsi" w:cstheme="minorHAnsi"/>
         </w:rPr>
       </w:pPr>
-      <w:bookmarkStart w:id="26" w:name="_Toc223650363"/>
-      <w:r>
-        <w:rPr>
-          <w:rFonts w:asciiTheme="minorHAnsi" w:hAnsiTheme="minorHAnsi" w:cstheme="minorHAnsi"/>
-        </w:rPr>
-        <w:t>7.1. Análisis de Mercado (TAM – SAM – SOM)</w:t>
-      </w:r>
-      <w:bookmarkEnd w:id="26"/>
+      <w:bookmarkStart w:id="27" w:name="_Toc223655984"/>
+      <w:r>
+        <w:rPr>
+          <w:rFonts w:asciiTheme="minorHAnsi" w:hAnsiTheme="minorHAnsi" w:cstheme="minorHAnsi"/>
+        </w:rPr>
+        <w:t>8</w:t>
+      </w:r>
+      <w:r>
+        <w:rPr>
+          <w:rFonts w:asciiTheme="minorHAnsi" w:hAnsiTheme="minorHAnsi" w:cstheme="minorHAnsi"/>
+        </w:rPr>
+        <w:t>.1. Análisis de Mercado (TAM – SAM – SOM)</w:t>
+      </w:r>
+      <w:bookmarkEnd w:id="27"/>
     </w:p>
     <w:p>
       <w:pPr>
@@ -6024,6 +6067,7 @@
           <w:b/>
           <w:bCs/>
         </w:rPr>
+        <w:lastRenderedPageBreak/>
         <w:t>Volumen Quirúrgico por País:</w:t>
       </w:r>
       <w:r>
@@ -6208,15 +6252,20 @@
           <w:rFonts w:asciiTheme="minorHAnsi" w:hAnsiTheme="minorHAnsi" w:cstheme="minorHAnsi"/>
         </w:rPr>
       </w:pPr>
-      <w:bookmarkStart w:id="27" w:name="_Toc223650364"/>
-      <w:r>
-        <w:rPr>
-          <w:rFonts w:asciiTheme="minorHAnsi" w:hAnsiTheme="minorHAnsi" w:cstheme="minorHAnsi"/>
-        </w:rPr>
-        <w:lastRenderedPageBreak/>
-        <w:t>7.2. Comparativa de Costos y Modelos de Negocio</w:t>
-      </w:r>
-      <w:bookmarkEnd w:id="27"/>
+      <w:bookmarkStart w:id="28" w:name="_Toc223655985"/>
+      <w:r>
+        <w:rPr>
+          <w:rFonts w:asciiTheme="minorHAnsi" w:hAnsiTheme="minorHAnsi" w:cstheme="minorHAnsi"/>
+        </w:rPr>
+        <w:t>8</w:t>
+      </w:r>
+      <w:r>
+        <w:rPr>
+          <w:rFonts w:asciiTheme="minorHAnsi" w:hAnsiTheme="minorHAnsi" w:cstheme="minorHAnsi"/>
+        </w:rPr>
+        <w:t>.2. Comparativa de Costos y Modelos de Negocio</w:t>
+      </w:r>
+      <w:bookmarkEnd w:id="28"/>
     </w:p>
     <w:p>
       <w:pPr>
@@ -6605,14 +6654,20 @@
           <w:rFonts w:asciiTheme="minorHAnsi" w:hAnsiTheme="minorHAnsi" w:cstheme="minorHAnsi"/>
         </w:rPr>
       </w:pPr>
-      <w:bookmarkStart w:id="28" w:name="_Toc223650365"/>
-      <w:r>
-        <w:rPr>
-          <w:rFonts w:asciiTheme="minorHAnsi" w:hAnsiTheme="minorHAnsi" w:cstheme="minorHAnsi"/>
-        </w:rPr>
-        <w:t>7.3. Eficiencia Clínica y Justificación del Ahorro ($1.929 USD)</w:t>
-      </w:r>
-      <w:bookmarkEnd w:id="28"/>
+      <w:bookmarkStart w:id="29" w:name="_Toc223655986"/>
+      <w:r>
+        <w:rPr>
+          <w:rFonts w:asciiTheme="minorHAnsi" w:hAnsiTheme="minorHAnsi" w:cstheme="minorHAnsi"/>
+        </w:rPr>
+        <w:t>8</w:t>
+      </w:r>
+      <w:r>
+        <w:rPr>
+          <w:rFonts w:asciiTheme="minorHAnsi" w:hAnsiTheme="minorHAnsi" w:cstheme="minorHAnsi"/>
+        </w:rPr>
+        <w:t>.3. Eficiencia Clínica y Justificación del Ahorro ($1.929 USD)</w:t>
+      </w:r>
+      <w:bookmarkEnd w:id="29"/>
     </w:p>
     <w:p>
       <w:pPr>
@@ -7108,14 +7163,20 @@
           <w:rFonts w:asciiTheme="minorHAnsi" w:hAnsiTheme="minorHAnsi" w:cstheme="minorHAnsi"/>
         </w:rPr>
       </w:pPr>
-      <w:bookmarkStart w:id="29" w:name="_Toc223650366"/>
-      <w:r>
-        <w:rPr>
-          <w:rFonts w:asciiTheme="minorHAnsi" w:hAnsiTheme="minorHAnsi" w:cstheme="minorHAnsi"/>
-        </w:rPr>
-        <w:t>7.4. Bases de Datos Complementarias</w:t>
-      </w:r>
-      <w:bookmarkEnd w:id="29"/>
+      <w:bookmarkStart w:id="30" w:name="_Toc223655987"/>
+      <w:r>
+        <w:rPr>
+          <w:rFonts w:asciiTheme="minorHAnsi" w:hAnsiTheme="minorHAnsi" w:cstheme="minorHAnsi"/>
+        </w:rPr>
+        <w:t>8</w:t>
+      </w:r>
+      <w:r>
+        <w:rPr>
+          <w:rFonts w:asciiTheme="minorHAnsi" w:hAnsiTheme="minorHAnsi" w:cstheme="minorHAnsi"/>
+        </w:rPr>
+        <w:t>.4. Bases de Datos Complementarias</w:t>
+      </w:r>
+      <w:bookmarkEnd w:id="30"/>
     </w:p>
     <w:p>
       <w:pPr>
@@ -7340,6 +7401,119 @@
     </w:lvl>
   </w:abstractNum>
   <w:abstractNum w:abstractNumId="1" w15:restartNumberingAfterBreak="0">
+    <w:nsid w:val="08974970"/>
+    <w:multiLevelType w:val="multilevel"/>
+    <w:tmpl w:val="254A137A"/>
+    <w:lvl w:ilvl="0">
+      <w:start w:val="1"/>
+      <w:numFmt w:val="decimal"/>
+      <w:lvlText w:val="%1."/>
+      <w:lvlJc w:val="left"/>
+      <w:pPr>
+        <w:tabs>
+          <w:tab w:val="num" w:pos="720"/>
+        </w:tabs>
+        <w:ind w:left="720" w:hanging="360"/>
+      </w:pPr>
+    </w:lvl>
+    <w:lvl w:ilvl="1" w:tentative="1">
+      <w:start w:val="1"/>
+      <w:numFmt w:val="decimal"/>
+      <w:lvlText w:val="%2."/>
+      <w:lvlJc w:val="left"/>
+      <w:pPr>
+        <w:tabs>
+          <w:tab w:val="num" w:pos="1440"/>
+        </w:tabs>
+        <w:ind w:left="1440" w:hanging="360"/>
+      </w:pPr>
+    </w:lvl>
+    <w:lvl w:ilvl="2" w:tentative="1">
+      <w:start w:val="1"/>
+      <w:numFmt w:val="decimal"/>
+      <w:lvlText w:val="%3."/>
+      <w:lvlJc w:val="left"/>
+      <w:pPr>
+        <w:tabs>
+          <w:tab w:val="num" w:pos="2160"/>
+        </w:tabs>
+        <w:ind w:left="2160" w:hanging="360"/>
+      </w:pPr>
+    </w:lvl>
+    <w:lvl w:ilvl="3" w:tentative="1">
+      <w:start w:val="1"/>
+      <w:numFmt w:val="decimal"/>
+      <w:lvlText w:val="%4."/>
+      <w:lvlJc w:val="left"/>
+      <w:pPr>
+        <w:tabs>
+          <w:tab w:val="num" w:pos="2880"/>
+        </w:tabs>
+        <w:ind w:left="2880" w:hanging="360"/>
+      </w:pPr>
+    </w:lvl>
+    <w:lvl w:ilvl="4" w:tentative="1">
+      <w:start w:val="1"/>
+      <w:numFmt w:val="decimal"/>
+      <w:lvlText w:val="%5."/>
+      <w:lvlJc w:val="left"/>
+      <w:pPr>
+        <w:tabs>
+          <w:tab w:val="num" w:pos="3600"/>
+        </w:tabs>
+        <w:ind w:left="3600" w:hanging="360"/>
+      </w:pPr>
+    </w:lvl>
+    <w:lvl w:ilvl="5" w:tentative="1">
+      <w:start w:val="1"/>
+      <w:numFmt w:val="decimal"/>
+      <w:lvlText w:val="%6."/>
+      <w:lvlJc w:val="left"/>
+      <w:pPr>
+        <w:tabs>
+          <w:tab w:val="num" w:pos="4320"/>
+        </w:tabs>
+        <w:ind w:left="4320" w:hanging="360"/>
+      </w:pPr>
+    </w:lvl>
+    <w:lvl w:ilvl="6" w:tentative="1">
+      <w:start w:val="1"/>
+      <w:numFmt w:val="decimal"/>
+      <w:lvlText w:val="%7."/>
+      <w:lvlJc w:val="left"/>
+      <w:pPr>
+        <w:tabs>
+          <w:tab w:val="num" w:pos="5040"/>
+        </w:tabs>
+        <w:ind w:left="5040" w:hanging="360"/>
+      </w:pPr>
+    </w:lvl>
+    <w:lvl w:ilvl="7" w:tentative="1">
+      <w:start w:val="1"/>
+      <w:numFmt w:val="decimal"/>
+      <w:lvlText w:val="%8."/>
+      <w:lvlJc w:val="left"/>
+      <w:pPr>
+        <w:tabs>
+          <w:tab w:val="num" w:pos="5760"/>
+        </w:tabs>
+        <w:ind w:left="5760" w:hanging="360"/>
+      </w:pPr>
+    </w:lvl>
+    <w:lvl w:ilvl="8" w:tentative="1">
+      <w:start w:val="1"/>
+      <w:numFmt w:val="decimal"/>
+      <w:lvlText w:val="%9."/>
+      <w:lvlJc w:val="left"/>
+      <w:pPr>
+        <w:tabs>
+          <w:tab w:val="num" w:pos="6480"/>
+        </w:tabs>
+        <w:ind w:left="6480" w:hanging="360"/>
+      </w:pPr>
+    </w:lvl>
+  </w:abstractNum>
+  <w:abstractNum w:abstractNumId="2" w15:restartNumberingAfterBreak="0">
     <w:nsid w:val="089C7D8C"/>
     <w:multiLevelType w:val="multilevel"/>
     <w:tmpl w:val="71AAFC48"/>
@@ -7488,7 +7662,120 @@
       </w:rPr>
     </w:lvl>
   </w:abstractNum>
-  <w:abstractNum w:abstractNumId="2" w15:restartNumberingAfterBreak="0">
+  <w:abstractNum w:abstractNumId="3" w15:restartNumberingAfterBreak="0">
+    <w:nsid w:val="0AF03858"/>
+    <w:multiLevelType w:val="multilevel"/>
+    <w:tmpl w:val="A686D5DC"/>
+    <w:lvl w:ilvl="0">
+      <w:start w:val="6"/>
+      <w:numFmt w:val="decimal"/>
+      <w:lvlText w:val="%1."/>
+      <w:lvlJc w:val="left"/>
+      <w:pPr>
+        <w:tabs>
+          <w:tab w:val="num" w:pos="720"/>
+        </w:tabs>
+        <w:ind w:left="720" w:hanging="360"/>
+      </w:pPr>
+    </w:lvl>
+    <w:lvl w:ilvl="1" w:tentative="1">
+      <w:start w:val="1"/>
+      <w:numFmt w:val="decimal"/>
+      <w:lvlText w:val="%2."/>
+      <w:lvlJc w:val="left"/>
+      <w:pPr>
+        <w:tabs>
+          <w:tab w:val="num" w:pos="1440"/>
+        </w:tabs>
+        <w:ind w:left="1440" w:hanging="360"/>
+      </w:pPr>
+    </w:lvl>
+    <w:lvl w:ilvl="2" w:tentative="1">
+      <w:start w:val="1"/>
+      <w:numFmt w:val="decimal"/>
+      <w:lvlText w:val="%3."/>
+      <w:lvlJc w:val="left"/>
+      <w:pPr>
+        <w:tabs>
+          <w:tab w:val="num" w:pos="2160"/>
+        </w:tabs>
+        <w:ind w:left="2160" w:hanging="360"/>
+      </w:pPr>
+    </w:lvl>
+    <w:lvl w:ilvl="3" w:tentative="1">
+      <w:start w:val="1"/>
+      <w:numFmt w:val="decimal"/>
+      <w:lvlText w:val="%4."/>
+      <w:lvlJc w:val="left"/>
+      <w:pPr>
+        <w:tabs>
+          <w:tab w:val="num" w:pos="2880"/>
+        </w:tabs>
+        <w:ind w:left="2880" w:hanging="360"/>
+      </w:pPr>
+    </w:lvl>
+    <w:lvl w:ilvl="4" w:tentative="1">
+      <w:start w:val="1"/>
+      <w:numFmt w:val="decimal"/>
+      <w:lvlText w:val="%5."/>
+      <w:lvlJc w:val="left"/>
+      <w:pPr>
+        <w:tabs>
+          <w:tab w:val="num" w:pos="3600"/>
+        </w:tabs>
+        <w:ind w:left="3600" w:hanging="360"/>
+      </w:pPr>
+    </w:lvl>
+    <w:lvl w:ilvl="5" w:tentative="1">
+      <w:start w:val="1"/>
+      <w:numFmt w:val="decimal"/>
+      <w:lvlText w:val="%6."/>
+      <w:lvlJc w:val="left"/>
+      <w:pPr>
+        <w:tabs>
+          <w:tab w:val="num" w:pos="4320"/>
+        </w:tabs>
+        <w:ind w:left="4320" w:hanging="360"/>
+      </w:pPr>
+    </w:lvl>
+    <w:lvl w:ilvl="6" w:tentative="1">
+      <w:start w:val="1"/>
+      <w:numFmt w:val="decimal"/>
+      <w:lvlText w:val="%7."/>
+      <w:lvlJc w:val="left"/>
+      <w:pPr>
+        <w:tabs>
+          <w:tab w:val="num" w:pos="5040"/>
+        </w:tabs>
+        <w:ind w:left="5040" w:hanging="360"/>
+      </w:pPr>
+    </w:lvl>
+    <w:lvl w:ilvl="7" w:tentative="1">
+      <w:start w:val="1"/>
+      <w:numFmt w:val="decimal"/>
+      <w:lvlText w:val="%8."/>
+      <w:lvlJc w:val="left"/>
+      <w:pPr>
+        <w:tabs>
+          <w:tab w:val="num" w:pos="5760"/>
+        </w:tabs>
+        <w:ind w:left="5760" w:hanging="360"/>
+      </w:pPr>
+    </w:lvl>
+    <w:lvl w:ilvl="8" w:tentative="1">
+      <w:start w:val="1"/>
+      <w:numFmt w:val="decimal"/>
+      <w:lvlText w:val="%9."/>
+      <w:lvlJc w:val="left"/>
+      <w:pPr>
+        <w:tabs>
+          <w:tab w:val="num" w:pos="6480"/>
+        </w:tabs>
+        <w:ind w:left="6480" w:hanging="360"/>
+      </w:pPr>
+    </w:lvl>
+  </w:abstractNum>
+  <w:abstractNum w:abstractNumId="4" w15:restartNumberingAfterBreak="0">
     <w:nsid w:val="1407726F"/>
     <w:multiLevelType w:val="multilevel"/>
     <w:tmpl w:val="DC24DABE"/>
@@ -7637,7 +7924,7 @@
       </w:rPr>
     </w:lvl>
   </w:abstractNum>
-  <w:abstractNum w:abstractNumId="3" w15:restartNumberingAfterBreak="0">
+  <w:abstractNum w:abstractNumId="5" w15:restartNumberingAfterBreak="0">
     <w:nsid w:val="16B30987"/>
     <w:multiLevelType w:val="multilevel"/>
     <w:tmpl w:val="5CB03920"/>
@@ -7786,7 +8073,7 @@
       </w:rPr>
     </w:lvl>
   </w:abstractNum>
-  <w:abstractNum w:abstractNumId="4" w15:restartNumberingAfterBreak="0">
+  <w:abstractNum w:abstractNumId="6" w15:restartNumberingAfterBreak="0">
     <w:nsid w:val="18E8372D"/>
     <w:multiLevelType w:val="multilevel"/>
     <w:tmpl w:val="F03CDC1A"/>
@@ -7935,7 +8222,7 @@
       </w:rPr>
     </w:lvl>
   </w:abstractNum>
-  <w:abstractNum w:abstractNumId="5" w15:restartNumberingAfterBreak="0">
+  <w:abstractNum w:abstractNumId="7" w15:restartNumberingAfterBreak="0">
     <w:nsid w:val="1B8A3610"/>
     <w:multiLevelType w:val="multilevel"/>
     <w:tmpl w:val="9B326C84"/>
@@ -8084,7 +8371,7 @@
       </w:rPr>
     </w:lvl>
   </w:abstractNum>
-  <w:abstractNum w:abstractNumId="6" w15:restartNumberingAfterBreak="0">
+  <w:abstractNum w:abstractNumId="8" w15:restartNumberingAfterBreak="0">
     <w:nsid w:val="1BD97AB9"/>
     <w:multiLevelType w:val="multilevel"/>
     <w:tmpl w:val="C4B279EA"/>
@@ -8233,7 +8520,7 @@
       </w:rPr>
     </w:lvl>
   </w:abstractNum>
-  <w:abstractNum w:abstractNumId="7" w15:restartNumberingAfterBreak="0">
+  <w:abstractNum w:abstractNumId="9" w15:restartNumberingAfterBreak="0">
     <w:nsid w:val="223A33AF"/>
     <w:multiLevelType w:val="multilevel"/>
     <w:tmpl w:val="DF9AA722"/>
@@ -8382,7 +8669,7 @@
       </w:rPr>
     </w:lvl>
   </w:abstractNum>
-  <w:abstractNum w:abstractNumId="8" w15:restartNumberingAfterBreak="0">
+  <w:abstractNum w:abstractNumId="10" w15:restartNumberingAfterBreak="0">
     <w:nsid w:val="256255F5"/>
     <w:multiLevelType w:val="multilevel"/>
     <w:tmpl w:val="A9D4BF02"/>
@@ -8531,7 +8818,7 @@
       </w:rPr>
     </w:lvl>
   </w:abstractNum>
-  <w:abstractNum w:abstractNumId="9" w15:restartNumberingAfterBreak="0">
+  <w:abstractNum w:abstractNumId="11" w15:restartNumberingAfterBreak="0">
     <w:nsid w:val="25C958A8"/>
     <w:multiLevelType w:val="multilevel"/>
     <w:tmpl w:val="FCD4D90C"/>
@@ -8680,7 +8967,7 @@
       </w:rPr>
     </w:lvl>
   </w:abstractNum>
-  <w:abstractNum w:abstractNumId="10" w15:restartNumberingAfterBreak="0">
+  <w:abstractNum w:abstractNumId="12" w15:restartNumberingAfterBreak="0">
     <w:nsid w:val="2E6A60EC"/>
     <w:multiLevelType w:val="multilevel"/>
     <w:tmpl w:val="0F64B072"/>
@@ -8829,7 +9116,7 @@
       </w:rPr>
     </w:lvl>
   </w:abstractNum>
-  <w:abstractNum w:abstractNumId="11" w15:restartNumberingAfterBreak="0">
+  <w:abstractNum w:abstractNumId="13" w15:restartNumberingAfterBreak="0">
     <w:nsid w:val="314032F9"/>
     <w:multiLevelType w:val="multilevel"/>
     <w:tmpl w:val="8AE2822A"/>
@@ -8978,7 +9265,7 @@
       </w:rPr>
     </w:lvl>
   </w:abstractNum>
-  <w:abstractNum w:abstractNumId="12" w15:restartNumberingAfterBreak="0">
+  <w:abstractNum w:abstractNumId="14" w15:restartNumberingAfterBreak="0">
     <w:nsid w:val="3BA43551"/>
     <w:multiLevelType w:val="multilevel"/>
     <w:tmpl w:val="58CC227E"/>
@@ -9127,7 +9414,7 @@
       </w:rPr>
     </w:lvl>
   </w:abstractNum>
-  <w:abstractNum w:abstractNumId="13" w15:restartNumberingAfterBreak="0">
+  <w:abstractNum w:abstractNumId="15" w15:restartNumberingAfterBreak="0">
     <w:nsid w:val="3CB765F9"/>
     <w:multiLevelType w:val="multilevel"/>
     <w:tmpl w:val="C068005A"/>
@@ -9276,7 +9563,7 @@
       </w:rPr>
     </w:lvl>
   </w:abstractNum>
-  <w:abstractNum w:abstractNumId="14" w15:restartNumberingAfterBreak="0">
+  <w:abstractNum w:abstractNumId="16" w15:restartNumberingAfterBreak="0">
     <w:nsid w:val="3D936199"/>
     <w:multiLevelType w:val="multilevel"/>
     <w:tmpl w:val="0EF422E0"/>
@@ -9389,7 +9676,7 @@
       </w:pPr>
     </w:lvl>
   </w:abstractNum>
-  <w:abstractNum w:abstractNumId="15" w15:restartNumberingAfterBreak="0">
+  <w:abstractNum w:abstractNumId="17" w15:restartNumberingAfterBreak="0">
     <w:nsid w:val="3DDC560A"/>
     <w:multiLevelType w:val="multilevel"/>
     <w:tmpl w:val="29805A60"/>
@@ -9538,7 +9825,7 @@
       </w:rPr>
     </w:lvl>
   </w:abstractNum>
-  <w:abstractNum w:abstractNumId="16" w15:restartNumberingAfterBreak="0">
+  <w:abstractNum w:abstractNumId="18" w15:restartNumberingAfterBreak="0">
     <w:nsid w:val="3E341E9A"/>
     <w:multiLevelType w:val="multilevel"/>
     <w:tmpl w:val="65501B68"/>
@@ -9687,7 +9974,7 @@
       </w:rPr>
     </w:lvl>
   </w:abstractNum>
-  <w:abstractNum w:abstractNumId="17" w15:restartNumberingAfterBreak="0">
+  <w:abstractNum w:abstractNumId="19" w15:restartNumberingAfterBreak="0">
     <w:nsid w:val="45C554F0"/>
     <w:multiLevelType w:val="multilevel"/>
     <w:tmpl w:val="8DB62670"/>
@@ -9836,7 +10123,7 @@
       </w:rPr>
     </w:lvl>
   </w:abstractNum>
-  <w:abstractNum w:abstractNumId="18" w15:restartNumberingAfterBreak="0">
+  <w:abstractNum w:abstractNumId="20" w15:restartNumberingAfterBreak="0">
     <w:nsid w:val="4CED610F"/>
     <w:multiLevelType w:val="multilevel"/>
     <w:tmpl w:val="9156258E"/>
@@ -9985,7 +10272,7 @@
       </w:rPr>
     </w:lvl>
   </w:abstractNum>
-  <w:abstractNum w:abstractNumId="19" w15:restartNumberingAfterBreak="0">
+  <w:abstractNum w:abstractNumId="21" w15:restartNumberingAfterBreak="0">
     <w:nsid w:val="538E4512"/>
     <w:multiLevelType w:val="multilevel"/>
     <w:tmpl w:val="1FD6C45C"/>
@@ -10134,7 +10421,7 @@
       </w:rPr>
     </w:lvl>
   </w:abstractNum>
-  <w:abstractNum w:abstractNumId="20" w15:restartNumberingAfterBreak="0">
+  <w:abstractNum w:abstractNumId="22" w15:restartNumberingAfterBreak="0">
     <w:nsid w:val="54021BAE"/>
     <w:multiLevelType w:val="multilevel"/>
     <w:tmpl w:val="1250FC3A"/>
@@ -10283,7 +10570,7 @@
       </w:rPr>
     </w:lvl>
   </w:abstractNum>
-  <w:abstractNum w:abstractNumId="21" w15:restartNumberingAfterBreak="0">
+  <w:abstractNum w:abstractNumId="23" w15:restartNumberingAfterBreak="0">
     <w:nsid w:val="5D304202"/>
     <w:multiLevelType w:val="multilevel"/>
     <w:tmpl w:val="FE082BF4"/>
@@ -10432,7 +10719,7 @@
       </w:rPr>
     </w:lvl>
   </w:abstractNum>
-  <w:abstractNum w:abstractNumId="22" w15:restartNumberingAfterBreak="0">
+  <w:abstractNum w:abstractNumId="24" w15:restartNumberingAfterBreak="0">
     <w:nsid w:val="5ECF6F2A"/>
     <w:multiLevelType w:val="multilevel"/>
     <w:tmpl w:val="ED988B08"/>
@@ -10581,7 +10868,7 @@
       </w:rPr>
     </w:lvl>
   </w:abstractNum>
-  <w:abstractNum w:abstractNumId="23" w15:restartNumberingAfterBreak="0">
+  <w:abstractNum w:abstractNumId="25" w15:restartNumberingAfterBreak="0">
     <w:nsid w:val="6B015B1C"/>
     <w:multiLevelType w:val="multilevel"/>
     <w:tmpl w:val="FDEA8F98"/>
@@ -10730,7 +11017,7 @@
       </w:rPr>
     </w:lvl>
   </w:abstractNum>
-  <w:abstractNum w:abstractNumId="24" w15:restartNumberingAfterBreak="0">
+  <w:abstractNum w:abstractNumId="26" w15:restartNumberingAfterBreak="0">
     <w:nsid w:val="6F7D5739"/>
     <w:multiLevelType w:val="multilevel"/>
     <w:tmpl w:val="F6CA3E54"/>
@@ -10879,7 +11166,7 @@
       </w:rPr>
     </w:lvl>
   </w:abstractNum>
-  <w:abstractNum w:abstractNumId="25" w15:restartNumberingAfterBreak="0">
+  <w:abstractNum w:abstractNumId="27" w15:restartNumberingAfterBreak="0">
     <w:nsid w:val="76E04163"/>
     <w:multiLevelType w:val="multilevel"/>
     <w:tmpl w:val="6288932A"/>
@@ -11028,7 +11315,7 @@
       </w:rPr>
     </w:lvl>
   </w:abstractNum>
-  <w:abstractNum w:abstractNumId="26" w15:restartNumberingAfterBreak="0">
+  <w:abstractNum w:abstractNumId="28" w15:restartNumberingAfterBreak="0">
     <w:nsid w:val="77C74D09"/>
     <w:multiLevelType w:val="multilevel"/>
     <w:tmpl w:val="3378D2D8"/>
@@ -11177,7 +11464,7 @@
       </w:rPr>
     </w:lvl>
   </w:abstractNum>
-  <w:abstractNum w:abstractNumId="27" w15:restartNumberingAfterBreak="0">
+  <w:abstractNum w:abstractNumId="29" w15:restartNumberingAfterBreak="0">
     <w:nsid w:val="7DEB6413"/>
     <w:multiLevelType w:val="multilevel"/>
     <w:tmpl w:val="047AF6D4"/>
@@ -11326,7 +11613,7 @@
       </w:rPr>
     </w:lvl>
   </w:abstractNum>
-  <w:abstractNum w:abstractNumId="28" w15:restartNumberingAfterBreak="0">
+  <w:abstractNum w:abstractNumId="30" w15:restartNumberingAfterBreak="0">
     <w:nsid w:val="7F8574A6"/>
     <w:multiLevelType w:val="multilevel"/>
     <w:tmpl w:val="BB2E50E8"/>
@@ -11476,91 +11763,97 @@
     </w:lvl>
   </w:abstractNum>
   <w:num w:numId="1">
+    <w:abstractNumId w:val="23"/>
+  </w:num>
+  <w:num w:numId="2">
     <w:abstractNumId w:val="21"/>
   </w:num>
-  <w:num w:numId="2">
-    <w:abstractNumId w:val="19"/>
-  </w:num>
   <w:num w:numId="3">
-    <w:abstractNumId w:val="16"/>
+    <w:abstractNumId w:val="18"/>
   </w:num>
   <w:num w:numId="4">
-    <w:abstractNumId w:val="24"/>
+    <w:abstractNumId w:val="26"/>
   </w:num>
   <w:num w:numId="5">
-    <w:abstractNumId w:val="18"/>
+    <w:abstractNumId w:val="20"/>
   </w:num>
   <w:num w:numId="6">
-    <w:abstractNumId w:val="7"/>
+    <w:abstractNumId w:val="9"/>
   </w:num>
   <w:num w:numId="7">
-    <w:abstractNumId w:val="9"/>
+    <w:abstractNumId w:val="11"/>
   </w:num>
   <w:num w:numId="8">
-    <w:abstractNumId w:val="11"/>
+    <w:abstractNumId w:val="13"/>
   </w:num>
   <w:num w:numId="9">
+    <w:abstractNumId w:val="29"/>
+  </w:num>
+  <w:num w:numId="10">
     <w:abstractNumId w:val="27"/>
   </w:num>
-  <w:num w:numId="10">
+  <w:num w:numId="11">
+    <w:abstractNumId w:val="17"/>
+  </w:num>
+  <w:num w:numId="12">
+    <w:abstractNumId w:val="15"/>
+  </w:num>
+  <w:num w:numId="13">
+    <w:abstractNumId w:val="30"/>
+  </w:num>
+  <w:num w:numId="14">
+    <w:abstractNumId w:val="5"/>
+  </w:num>
+  <w:num w:numId="15">
+    <w:abstractNumId w:val="14"/>
+  </w:num>
+  <w:num w:numId="16">
+    <w:abstractNumId w:val="22"/>
+  </w:num>
+  <w:num w:numId="17">
     <w:abstractNumId w:val="25"/>
   </w:num>
-  <w:num w:numId="11">
-    <w:abstractNumId w:val="15"/>
-  </w:num>
-  <w:num w:numId="12">
-    <w:abstractNumId w:val="13"/>
-  </w:num>
-  <w:num w:numId="13">
-    <w:abstractNumId w:val="28"/>
-  </w:num>
-  <w:num w:numId="14">
-    <w:abstractNumId w:val="3"/>
-  </w:num>
-  <w:num w:numId="15">
+  <w:num w:numId="18">
     <w:abstractNumId w:val="12"/>
   </w:num>
-  <w:num w:numId="16">
-    <w:abstractNumId w:val="20"/>
-  </w:num>
-  <w:num w:numId="17">
-    <w:abstractNumId w:val="23"/>
-  </w:num>
-  <w:num w:numId="18">
-    <w:abstractNumId w:val="10"/>
-  </w:num>
   <w:num w:numId="19">
-    <w:abstractNumId w:val="1"/>
+    <w:abstractNumId w:val="2"/>
   </w:num>
   <w:num w:numId="20">
     <w:abstractNumId w:val="0"/>
   </w:num>
   <w:num w:numId="21">
-    <w:abstractNumId w:val="22"/>
+    <w:abstractNumId w:val="24"/>
   </w:num>
   <w:num w:numId="22">
+    <w:abstractNumId w:val="6"/>
+  </w:num>
+  <w:num w:numId="23">
+    <w:abstractNumId w:val="16"/>
+  </w:num>
+  <w:num w:numId="24">
+    <w:abstractNumId w:val="8"/>
+  </w:num>
+  <w:num w:numId="25">
+    <w:abstractNumId w:val="7"/>
+  </w:num>
+  <w:num w:numId="26">
+    <w:abstractNumId w:val="19"/>
+  </w:num>
+  <w:num w:numId="27">
+    <w:abstractNumId w:val="28"/>
+  </w:num>
+  <w:num w:numId="28">
     <w:abstractNumId w:val="4"/>
   </w:num>
-  <w:num w:numId="23">
-    <w:abstractNumId w:val="14"/>
+  <w:num w:numId="29">
+    <w:abstractNumId w:val="10"/>
   </w:num>
-  <w:num w:numId="24">
-    <w:abstractNumId w:val="6"/>
+  <w:num w:numId="30">
+    <w:abstractNumId w:val="3"/>
   </w:num>
-  <w:num w:numId="25">
-    <w:abstractNumId w:val="5"/>
-  </w:num>
-  <w:num w:numId="26">
-    <w:abstractNumId w:val="17"/>
-  </w:num>
-  <w:num w:numId="27">
-    <w:abstractNumId w:val="26"/>
-  </w:num>
-  <w:num w:numId="28">
-    <w:abstractNumId w:val="2"/>
-  </w:num>
-  <w:num w:numId="29">
-    <w:abstractNumId w:val="8"/>
+  <w:num w:numId="31">
+    <w:abstractNumId w:val="1"/>
   </w:num>
 </w:numbering>
 </file>
@@ -12528,7 +12821,7 @@
 </file>
 
 <file path=customXml/itemProps1.xml><?xml version="1.0" encoding="utf-8"?>
-<ds:datastoreItem xmlns:ds="http://schemas.openxmlformats.org/officeDocument/2006/customXml" ds:itemID="{FD65FBEB-829A-4D76-AB9B-82E28AECF6C8}">
+<ds:datastoreItem xmlns:ds="http://schemas.openxmlformats.org/officeDocument/2006/customXml" ds:itemID="{730618CC-7AAA-49C7-8534-1337545F3789}">
   <ds:schemaRefs>
     <ds:schemaRef ds:uri="http://schemas.openxmlformats.org/officeDocument/2006/bibliography"/>
   </ds:schemaRefs>
